--- a/tasks/docx/officebench-2-22-house-index-report/solution/Golden/house_price_index.docx
+++ b/tasks/docx/officebench-2-22-house-index-report/solution/Golden/house_price_index.docx
@@ -12,12 +12,51 @@
     </w:p>
     <w:p>
       <w:r>
-        <w:t>Rows analyzed: 59</w:t>
+        <w:t>Series: All-Transactions House Price Index for Los Angeles County, CA. Data coverage: 1975-2023, 49 annual observations; Index 2000=100.</w:t>
       </w:r>
     </w:p>
     <w:p>
       <w:r>
-        <w:t>Describe the observed trend and document a reasoned prediction with explicit assumptions.</w:t>
+        <w:t>Selected observations: 1975 = 16.91; 2006 = 255.34; 2012 = 165.26; 2023 = 375.20.</w:t>
+      </w:r>
+    </w:p>
+    <w:p>
+      <w:pPr>
+        <w:pStyle w:val="Heading2"/>
+      </w:pPr>
+      <w:r>
+        <w:t>Observed trend</w:t>
+      </w:r>
+    </w:p>
+    <w:p>
+      <w:r>
+        <w:t>The series has a long-run rise, reaches a pre-financial-crisis high around 2006, declines through roughly 2012, and then rebounds sharply through 2023.</w:t>
+      </w:r>
+    </w:p>
+    <w:p>
+      <w:pPr>
+        <w:pStyle w:val="Heading2"/>
+      </w:pPr>
+      <w:r>
+        <w:t>2030 prediction</w:t>
+      </w:r>
+    </w:p>
+    <w:p>
+      <w:r>
+        <w:t>A linear fit to the 2013-2023 observations projects a 2030 index of approximately 489.38.</w:t>
+      </w:r>
+    </w:p>
+    <w:p>
+      <w:pPr>
+        <w:pStyle w:val="Heading2"/>
+      </w:pPr>
+      <w:r>
+        <w:t>Assumptions</w:t>
+      </w:r>
+    </w:p>
+    <w:p>
+      <w:r>
+        <w:t>This extrapolation assumes the recent linear trend continues and does not model interest-rate shocks, recessions, supply changes, policy interventions, or other structural breaks; it is a trend estimate rather than a guarantee.</w:t>
       </w:r>
     </w:p>
     <w:sectPr>
